--- a/klagomål/A 62018-2022 FSC-klagomål.docx
+++ b/klagomål/A 62018-2022 FSC-klagomål.docx
@@ -652,7 +652,7 @@
     <w:r>
       <w:tab/>
       <w:tab/>
-      <w:t>2026-09-14</w:t>
+      <w:t>2026-09-15</w:t>
       <w:br/>
       <w:br/>
     </w:r>

--- a/klagomål/A 62018-2022 FSC-klagomål.docx
+++ b/klagomål/A 62018-2022 FSC-klagomål.docx
@@ -652,7 +652,7 @@
     <w:r>
       <w:tab/>
       <w:tab/>
-      <w:t>2026-09-15</w:t>
+      <w:t>2026-09-16</w:t>
       <w:br/>
       <w:br/>
     </w:r>

--- a/klagomål/A 62018-2022 FSC-klagomål.docx
+++ b/klagomål/A 62018-2022 FSC-klagomål.docx
@@ -652,7 +652,7 @@
     <w:r>
       <w:tab/>
       <w:tab/>
-      <w:t>2026-09-16</w:t>
+      <w:t>2026-09-17</w:t>
       <w:br/>
       <w:br/>
     </w:r>

--- a/klagomål/A 62018-2022 FSC-klagomål.docx
+++ b/klagomål/A 62018-2022 FSC-klagomål.docx
@@ -652,7 +652,7 @@
     <w:r>
       <w:tab/>
       <w:tab/>
-      <w:t>2026-09-17</w:t>
+      <w:t>2026-09-18</w:t>
       <w:br/>
       <w:br/>
     </w:r>

--- a/klagomål/A 62018-2022 FSC-klagomål.docx
+++ b/klagomål/A 62018-2022 FSC-klagomål.docx
@@ -652,7 +652,7 @@
     <w:r>
       <w:tab/>
       <w:tab/>
-      <w:t>2026-09-18</w:t>
+      <w:t>2026-09-19</w:t>
       <w:br/>
       <w:br/>
     </w:r>

--- a/klagomål/A 62018-2022 FSC-klagomål.docx
+++ b/klagomål/A 62018-2022 FSC-klagomål.docx
@@ -652,7 +652,7 @@
     <w:r>
       <w:tab/>
       <w:tab/>
-      <w:t>2026-09-19</w:t>
+      <w:t>2026-09-21</w:t>
       <w:br/>
       <w:br/>
     </w:r>

--- a/klagomål/A 62018-2022 FSC-klagomål.docx
+++ b/klagomål/A 62018-2022 FSC-klagomål.docx
@@ -652,7 +652,7 @@
     <w:r>
       <w:tab/>
       <w:tab/>
-      <w:t>2026-09-21</w:t>
+      <w:t>2026-09-23</w:t>
       <w:br/>
       <w:br/>
     </w:r>

--- a/klagomål/A 62018-2022 FSC-klagomål.docx
+++ b/klagomål/A 62018-2022 FSC-klagomål.docx
@@ -652,7 +652,7 @@
     <w:r>
       <w:tab/>
       <w:tab/>
-      <w:t>2026-09-23</w:t>
+      <w:t>2026-09-24</w:t>
       <w:br/>
       <w:br/>
     </w:r>

--- a/klagomål/A 62018-2022 FSC-klagomål.docx
+++ b/klagomål/A 62018-2022 FSC-klagomål.docx
@@ -652,7 +652,7 @@
     <w:r>
       <w:tab/>
       <w:tab/>
-      <w:t>2026-09-24</w:t>
+      <w:t>2026-09-25</w:t>
       <w:br/>
       <w:br/>
     </w:r>

--- a/klagomål/A 62018-2022 FSC-klagomål.docx
+++ b/klagomål/A 62018-2022 FSC-klagomål.docx
@@ -652,7 +652,7 @@
     <w:r>
       <w:tab/>
       <w:tab/>
-      <w:t>2026-09-25</w:t>
+      <w:t>2026-09-26</w:t>
       <w:br/>
       <w:br/>
     </w:r>

--- a/klagomål/A 62018-2022 FSC-klagomål.docx
+++ b/klagomål/A 62018-2022 FSC-klagomål.docx
@@ -652,7 +652,7 @@
     <w:r>
       <w:tab/>
       <w:tab/>
-      <w:t>2026-09-26</w:t>
+      <w:t>2026-09-27</w:t>
       <w:br/>
       <w:br/>
     </w:r>

--- a/klagomål/A 62018-2022 FSC-klagomål.docx
+++ b/klagomål/A 62018-2022 FSC-klagomål.docx
@@ -652,7 +652,7 @@
     <w:r>
       <w:tab/>
       <w:tab/>
-      <w:t>2026-09-27</w:t>
+      <w:t>2026-09-28</w:t>
       <w:br/>
       <w:br/>
     </w:r>

--- a/klagomål/A 62018-2022 FSC-klagomål.docx
+++ b/klagomål/A 62018-2022 FSC-klagomål.docx
@@ -652,7 +652,7 @@
     <w:r>
       <w:tab/>
       <w:tab/>
-      <w:t>2026-09-28</w:t>
+      <w:t>2026-09-29</w:t>
       <w:br/>
       <w:br/>
     </w:r>

--- a/klagomål/A 62018-2022 FSC-klagomål.docx
+++ b/klagomål/A 62018-2022 FSC-klagomål.docx
@@ -652,7 +652,7 @@
     <w:r>
       <w:tab/>
       <w:tab/>
-      <w:t>2026-09-29</w:t>
+      <w:t>2026-09-30</w:t>
       <w:br/>
       <w:br/>
     </w:r>

--- a/klagomål/A 62018-2022 FSC-klagomål.docx
+++ b/klagomål/A 62018-2022 FSC-klagomål.docx
@@ -652,7 +652,7 @@
     <w:r>
       <w:tab/>
       <w:tab/>
-      <w:t>2026-09-30</w:t>
+      <w:t>2026-10-01</w:t>
       <w:br/>
       <w:br/>
     </w:r>

--- a/klagomål/A 62018-2022 FSC-klagomål.docx
+++ b/klagomål/A 62018-2022 FSC-klagomål.docx
@@ -652,7 +652,7 @@
     <w:r>
       <w:tab/>
       <w:tab/>
-      <w:t>2026-10-01</w:t>
+      <w:t>2026-10-02</w:t>
       <w:br/>
       <w:br/>
     </w:r>

--- a/klagomål/A 62018-2022 FSC-klagomål.docx
+++ b/klagomål/A 62018-2022 FSC-klagomål.docx
@@ -652,7 +652,7 @@
     <w:r>
       <w:tab/>
       <w:tab/>
-      <w:t>2026-10-02</w:t>
+      <w:t>2026-10-03</w:t>
       <w:br/>
       <w:br/>
     </w:r>

--- a/klagomål/A 62018-2022 FSC-klagomål.docx
+++ b/klagomål/A 62018-2022 FSC-klagomål.docx
@@ -652,7 +652,7 @@
     <w:r>
       <w:tab/>
       <w:tab/>
-      <w:t>2026-10-03</w:t>
+      <w:t>2026-10-04</w:t>
       <w:br/>
       <w:br/>
     </w:r>

--- a/klagomål/A 62018-2022 FSC-klagomål.docx
+++ b/klagomål/A 62018-2022 FSC-klagomål.docx
@@ -178,7 +178,7 @@
       <w:r>
         <w:drawing>
           <wp:inline xmlns:a="http://schemas.openxmlformats.org/drawingml/2006/main" xmlns:pic="http://schemas.openxmlformats.org/drawingml/2006/picture">
-            <wp:extent cx="5486400" cy="4404203"/>
+            <wp:extent cx="5486400" cy="4522981"/>
             <wp:docPr id="1" name="Picture 1"/>
             <wp:cNvGraphicFramePr>
               <a:graphicFrameLocks noChangeAspect="1"/>
@@ -199,7 +199,7 @@
                   <pic:spPr>
                     <a:xfrm>
                       <a:off x="0" y="0"/>
-                      <a:ext cx="5486400" cy="4404203"/>
+                      <a:ext cx="5486400" cy="4522981"/>
                     </a:xfrm>
                     <a:prstGeom prst="rect"/>
                   </pic:spPr>
@@ -216,12 +216,12 @@
         <w:spacing w:after="240"/>
       </w:pPr>
       <w:r>
-        <w:t>Figur 1. Fyndplatser för naturvårdsarter inom 20 meter från avverkningsanmälan. Markörer utan svart kant är placerade på fyndplatsen. Markörer med svart kant är placerade vid sidan av fyndplatsen och har ett svart streck som visar fyndplatsens exakta position. Kartans mittpunktskoordinat är N 6545961, E 632795 i SWEREF 99 TM.</w:t>
+        <w:t>Figur 1. Fyndplatser för naturvårdsarter i och inom 20 meter från avverkningsanmälan. Markörer utan svart kant är placerade på fyndplatsen. Markörer med svart kant är placerade vid sidan av fyndplatsen och har ett svart streck som visar fyndplatsens exakta position. Kartans mittpunktskoordinat är N 6545961, E 632795 i SWEREF 99 TM.</w:t>
       </w:r>
     </w:p>
     <w:p>
       <w:r>
-        <w:t>Inom 20 meter från avverkningsanmälan finns fynd av 1 naturvårdsarter, varav 1 är rödlistad: bergjohannesört (NT). Se Figur 1.</w:t>
+        <w:t>I och inom 20 meter från avverkningsanmälan finns fynd av 2 naturvårdsarter, varav 2 är rödlistade: bergjohannesört (NT) och fjällig taggsvamp s.str. (NT). Se Figur 1.</w:t>
       </w:r>
     </w:p>
     <w:p>
@@ -245,6 +245,17 @@
     <w:p>
       <w:r>
         <w:t>Nedan följer beskrivningar av de naturvårdsarter och fridlysta arter som har sina livsmiljöer och växtplatser i den avverkningsanmälda skogen. De påträffade naturvårdsarterna är ett tydligt kvitto på att det rör sig om en skog med höga naturvärden.</w:t>
+      </w:r>
+    </w:p>
+    <w:p>
+      <w:r>
+        <w:rPr>
+          <w:b/>
+        </w:rPr>
+        <w:t>Fjällig taggsvamp s.str. (NT)</w:t>
+      </w:r>
+      <w:r>
+        <w:t xml:space="preserve"> bildar mykorrhiza med gran i granskog och barrblandskog, främst på frisk näringsrik mark i äldre skog med lång trädkontinuitet. Den totala populationen i landet har minskat och bedöms fortsätta minska till följd av avverkning av äldre barrskogar. Minskningstakten för den svenska populationen bedöms vara nära gränsvärdet för sårbar (VU) (SLU Artdatabanken, 2026).</w:t>
       </w:r>
     </w:p>
     <w:p>
@@ -337,7 +348,7 @@
         <w:rPr>
           <w:i/>
         </w:rPr>
-        <w:t>I det avverkningsanmälda skogsområdet har 1 naturvårdsarter varav 1 rödlistade arter sina livsmiljöer och växtplatser.</w:t>
+        <w:t>I det avverkningsanmälda skogsområdet har 2 naturvårdsarter varav 2 rödlistade arter sina livsmiljöer och växtplatser.</w:t>
       </w:r>
     </w:p>
     <w:p>
@@ -652,7 +663,7 @@
     <w:r>
       <w:tab/>
       <w:tab/>
-      <w:t>2026-10-04</w:t>
+      <w:t>2026-10-05</w:t>
       <w:br/>
       <w:br/>
     </w:r>

--- a/klagomål/A 62018-2022 FSC-klagomål.docx
+++ b/klagomål/A 62018-2022 FSC-klagomål.docx
@@ -663,7 +663,7 @@
     <w:r>
       <w:tab/>
       <w:tab/>
-      <w:t>2026-10-05</w:t>
+      <w:t>2026-10-06</w:t>
       <w:br/>
       <w:br/>
     </w:r>

--- a/klagomål/A 62018-2022 FSC-klagomål.docx
+++ b/klagomål/A 62018-2022 FSC-klagomål.docx
@@ -663,7 +663,7 @@
     <w:r>
       <w:tab/>
       <w:tab/>
-      <w:t>2026-10-06</w:t>
+      <w:t>2026-10-07</w:t>
       <w:br/>
       <w:br/>
     </w:r>

--- a/klagomål/A 62018-2022 FSC-klagomål.docx
+++ b/klagomål/A 62018-2022 FSC-klagomål.docx
@@ -663,7 +663,7 @@
     <w:r>
       <w:tab/>
       <w:tab/>
-      <w:t>2026-10-07</w:t>
+      <w:t>2026-10-08</w:t>
       <w:br/>
       <w:br/>
     </w:r>

--- a/klagomål/A 62018-2022 FSC-klagomål.docx
+++ b/klagomål/A 62018-2022 FSC-klagomål.docx
@@ -663,7 +663,7 @@
     <w:r>
       <w:tab/>
       <w:tab/>
-      <w:t>2026-10-08</w:t>
+      <w:t>2026-10-09</w:t>
       <w:br/>
       <w:br/>
     </w:r>

--- a/klagomål/A 62018-2022 FSC-klagomål.docx
+++ b/klagomål/A 62018-2022 FSC-klagomål.docx
@@ -663,7 +663,7 @@
     <w:r>
       <w:tab/>
       <w:tab/>
-      <w:t>2026-10-09</w:t>
+      <w:t>2026-10-10</w:t>
       <w:br/>
       <w:br/>
     </w:r>

--- a/klagomål/A 62018-2022 FSC-klagomål.docx
+++ b/klagomål/A 62018-2022 FSC-klagomål.docx
@@ -663,7 +663,7 @@
     <w:r>
       <w:tab/>
       <w:tab/>
-      <w:t>2026-10-10</w:t>
+      <w:t>2026-10-11</w:t>
       <w:br/>
       <w:br/>
     </w:r>

--- a/klagomål/A 62018-2022 FSC-klagomål.docx
+++ b/klagomål/A 62018-2022 FSC-klagomål.docx
@@ -663,7 +663,7 @@
     <w:r>
       <w:tab/>
       <w:tab/>
-      <w:t>2026-10-11</w:t>
+      <w:t>2026-10-12</w:t>
       <w:br/>
       <w:br/>
     </w:r>

--- a/klagomål/A 62018-2022 FSC-klagomål.docx
+++ b/klagomål/A 62018-2022 FSC-klagomål.docx
@@ -663,7 +663,7 @@
     <w:r>
       <w:tab/>
       <w:tab/>
-      <w:t>2026-10-12</w:t>
+      <w:t>2026-10-13</w:t>
       <w:br/>
       <w:br/>
     </w:r>

--- a/klagomål/A 62018-2022 FSC-klagomål.docx
+++ b/klagomål/A 62018-2022 FSC-klagomål.docx
@@ -663,7 +663,7 @@
     <w:r>
       <w:tab/>
       <w:tab/>
-      <w:t>2026-10-13</w:t>
+      <w:t>2026-10-14</w:t>
       <w:br/>
       <w:br/>
     </w:r>

--- a/klagomål/A 62018-2022 FSC-klagomål.docx
+++ b/klagomål/A 62018-2022 FSC-klagomål.docx
@@ -663,7 +663,7 @@
     <w:r>
       <w:tab/>
       <w:tab/>
-      <w:t>2026-10-14</w:t>
+      <w:t>2026-10-15</w:t>
       <w:br/>
       <w:br/>
     </w:r>

--- a/klagomål/A 62018-2022 FSC-klagomål.docx
+++ b/klagomål/A 62018-2022 FSC-klagomål.docx
@@ -663,7 +663,7 @@
     <w:r>
       <w:tab/>
       <w:tab/>
-      <w:t>2026-10-15</w:t>
+      <w:t>2026-10-16</w:t>
       <w:br/>
       <w:br/>
     </w:r>

--- a/klagomål/A 62018-2022 FSC-klagomål.docx
+++ b/klagomål/A 62018-2022 FSC-klagomål.docx
@@ -663,7 +663,7 @@
     <w:r>
       <w:tab/>
       <w:tab/>
-      <w:t>2026-10-16</w:t>
+      <w:t>2026-10-17</w:t>
       <w:br/>
       <w:br/>
     </w:r>

--- a/klagomål/A 62018-2022 FSC-klagomål.docx
+++ b/klagomål/A 62018-2022 FSC-klagomål.docx
@@ -663,7 +663,7 @@
     <w:r>
       <w:tab/>
       <w:tab/>
-      <w:t>2026-10-17</w:t>
+      <w:t>2026-10-18</w:t>
       <w:br/>
       <w:br/>
     </w:r>

--- a/klagomål/A 62018-2022 FSC-klagomål.docx
+++ b/klagomål/A 62018-2022 FSC-klagomål.docx
@@ -663,7 +663,7 @@
     <w:r>
       <w:tab/>
       <w:tab/>
-      <w:t>2026-10-18</w:t>
+      <w:t>2026-10-19</w:t>
       <w:br/>
       <w:br/>
     </w:r>

--- a/klagomål/A 62018-2022 FSC-klagomål.docx
+++ b/klagomål/A 62018-2022 FSC-klagomål.docx
@@ -663,7 +663,7 @@
     <w:r>
       <w:tab/>
       <w:tab/>
-      <w:t>2026-10-19</w:t>
+      <w:t>2026-10-20</w:t>
       <w:br/>
       <w:br/>
     </w:r>

--- a/klagomål/A 62018-2022 FSC-klagomål.docx
+++ b/klagomål/A 62018-2022 FSC-klagomål.docx
@@ -663,7 +663,7 @@
     <w:r>
       <w:tab/>
       <w:tab/>
-      <w:t>2026-10-20</w:t>
+      <w:t>2026-10-21</w:t>
       <w:br/>
       <w:br/>
     </w:r>

--- a/klagomål/A 62018-2022 FSC-klagomål.docx
+++ b/klagomål/A 62018-2022 FSC-klagomål.docx
@@ -663,7 +663,7 @@
     <w:r>
       <w:tab/>
       <w:tab/>
-      <w:t>2026-10-21</w:t>
+      <w:t>2026-10-22</w:t>
       <w:br/>
       <w:br/>
     </w:r>

--- a/klagomål/A 62018-2022 FSC-klagomål.docx
+++ b/klagomål/A 62018-2022 FSC-klagomål.docx
@@ -663,7 +663,7 @@
     <w:r>
       <w:tab/>
       <w:tab/>
-      <w:t>2026-10-22</w:t>
+      <w:t>2026-10-23</w:t>
       <w:br/>
       <w:br/>
     </w:r>

--- a/klagomål/A 62018-2022 FSC-klagomål.docx
+++ b/klagomål/A 62018-2022 FSC-klagomål.docx
@@ -663,7 +663,7 @@
     <w:r>
       <w:tab/>
       <w:tab/>
-      <w:t>2026-10-23</w:t>
+      <w:t>2026-10-24</w:t>
       <w:br/>
       <w:br/>
     </w:r>

--- a/klagomål/A 62018-2022 FSC-klagomål.docx
+++ b/klagomål/A 62018-2022 FSC-klagomål.docx
@@ -663,7 +663,7 @@
     <w:r>
       <w:tab/>
       <w:tab/>
-      <w:t>2026-10-24</w:t>
+      <w:t>2026-10-25</w:t>
       <w:br/>
       <w:br/>
     </w:r>

--- a/klagomål/A 62018-2022 FSC-klagomål.docx
+++ b/klagomål/A 62018-2022 FSC-klagomål.docx
@@ -663,7 +663,7 @@
     <w:r>
       <w:tab/>
       <w:tab/>
-      <w:t>2026-10-25</w:t>
+      <w:t>2026-10-26</w:t>
       <w:br/>
       <w:br/>
     </w:r>

--- a/klagomål/A 62018-2022 FSC-klagomål.docx
+++ b/klagomål/A 62018-2022 FSC-klagomål.docx
@@ -663,7 +663,7 @@
     <w:r>
       <w:tab/>
       <w:tab/>
-      <w:t>2026-10-26</w:t>
+      <w:t>2026-10-27</w:t>
       <w:br/>
       <w:br/>
     </w:r>

--- a/klagomål/A 62018-2022 FSC-klagomål.docx
+++ b/klagomål/A 62018-2022 FSC-klagomål.docx
@@ -663,7 +663,7 @@
     <w:r>
       <w:tab/>
       <w:tab/>
-      <w:t>2026-10-27</w:t>
+      <w:t>2026-10-28</w:t>
       <w:br/>
       <w:br/>
     </w:r>

--- a/klagomål/A 62018-2022 FSC-klagomål.docx
+++ b/klagomål/A 62018-2022 FSC-klagomål.docx
@@ -663,7 +663,7 @@
     <w:r>
       <w:tab/>
       <w:tab/>
-      <w:t>2026-10-28</w:t>
+      <w:t>2026-10-29</w:t>
       <w:br/>
       <w:br/>
     </w:r>

--- a/klagomål/A 62018-2022 FSC-klagomål.docx
+++ b/klagomål/A 62018-2022 FSC-klagomål.docx
@@ -663,7 +663,7 @@
     <w:r>
       <w:tab/>
       <w:tab/>
-      <w:t>2026-10-29</w:t>
+      <w:t>2026-10-31</w:t>
       <w:br/>
       <w:br/>
     </w:r>
